--- a/doc/2-223401010135-李芾葳&223401010122-秦炜沣-系统设计说明.docx
+++ b/doc/2-223401010135-李芾葳&223401010122-秦炜沣-系统设计说明.docx
@@ -281,6 +281,23 @@
           <w:szCs w:val="24"/>
         </w:rPr>
         <w:t xml:space="preserve">系统架构图如下（图1）：</w:t>
+      </w:r>
+    </w:p>
+    <w:p>
+      <w:pPr>
+        <w:spacing w:after="60" w:before="60"/>
+        <w:jc w:val="left"/>
+      </w:pPr>
+      <w:r>
+        <w:rPr>
+          <w:rFonts w:ascii="黑体" w:cs="黑体" w:eastAsia="黑体" w:hAnsi="黑体"/>
+          <w:b/>
+          <w:bCs/>
+          <w:color w:val="CC0000"/>
+          <w:sz w:val="22"/>
+          <w:szCs w:val="22"/>
+        </w:rPr>
+        <w:t xml:space="preserve">[截图点] 此处截图：系统架构图 (doc/images/architecture.png)</w:t>
       </w:r>
     </w:p>
     <w:p>
@@ -479,6 +496,23 @@
     </w:p>
     <w:p>
       <w:pPr>
+        <w:spacing w:after="60" w:before="60"/>
+        <w:jc w:val="left"/>
+      </w:pPr>
+      <w:r>
+        <w:rPr>
+          <w:rFonts w:ascii="黑体" w:cs="黑体" w:eastAsia="黑体" w:hAnsi="黑体"/>
+          <w:b/>
+          <w:bCs/>
+          <w:color w:val="CC0000"/>
+          <w:sz w:val="22"/>
+          <w:szCs w:val="22"/>
+        </w:rPr>
+        <w:t xml:space="preserve">[截图点] 此处截图：数据库ER图 (doc/images/er.png)</w:t>
+      </w:r>
+    </w:p>
+    <w:p>
+      <w:pPr>
         <w:jc w:val="center"/>
       </w:pPr>
       <w:r>
@@ -4487,6 +4521,57 @@
           <w:szCs w:val="28"/>
         </w:rPr>
         <w:t xml:space="preserve">三、Git 仓库核查指引</w:t>
+      </w:r>
+    </w:p>
+    <w:p>
+      <w:pPr>
+        <w:spacing w:after="60" w:before="60"/>
+        <w:jc w:val="left"/>
+      </w:pPr>
+      <w:r>
+        <w:rPr>
+          <w:rFonts w:ascii="黑体" w:cs="黑体" w:eastAsia="黑体" w:hAnsi="黑体"/>
+          <w:b/>
+          <w:bCs/>
+          <w:color w:val="CC0000"/>
+          <w:sz w:val="22"/>
+          <w:szCs w:val="22"/>
+        </w:rPr>
+        <w:t xml:space="preserve">[截图点] 此处截图：GitHub Pull Requests 列表页 https://github.com/lilili-stuio/campus-activity-system/pulls?q=is:pr+is:merged</w:t>
+      </w:r>
+    </w:p>
+    <w:p>
+      <w:pPr>
+        <w:spacing w:after="60" w:before="60"/>
+        <w:jc w:val="left"/>
+      </w:pPr>
+      <w:r>
+        <w:rPr>
+          <w:rFonts w:ascii="黑体" w:cs="黑体" w:eastAsia="黑体" w:hAnsi="黑体"/>
+          <w:b/>
+          <w:bCs/>
+          <w:color w:val="CC0000"/>
+          <w:sz w:val="22"/>
+          <w:szCs w:val="22"/>
+        </w:rPr>
+        <w:t xml:space="preserve">[截图点] 此处截图：PR #1 详情页 (含commits和review记录) https://github.com/lilili-stuio/campus-activity-system/pull/1</w:t>
+      </w:r>
+    </w:p>
+    <w:p>
+      <w:pPr>
+        <w:spacing w:after="60" w:before="60"/>
+        <w:jc w:val="left"/>
+      </w:pPr>
+      <w:r>
+        <w:rPr>
+          <w:rFonts w:ascii="黑体" w:cs="黑体" w:eastAsia="黑体" w:hAnsi="黑体"/>
+          <w:b/>
+          <w:bCs/>
+          <w:color w:val="CC0000"/>
+          <w:sz w:val="22"/>
+          <w:szCs w:val="22"/>
+        </w:rPr>
+        <w:t xml:space="preserve">[截图点] 此处截图：PR #4 详情页 (含commits和review记录) https://github.com/lilili-stuio/campus-activity-system/pull/4</w:t>
       </w:r>
     </w:p>
     <w:p>
